--- a/Electronics.docx
+++ b/Electronics.docx
@@ -175,21 +175,7 @@
         <w:rPr>
           <w:rFonts w:ascii="Calibri" w:hAnsi="Calibri" w:cs="Calibri"/>
         </w:rPr>
-        <w:t xml:space="preserve">Use a </w:t>
-      </w:r>
-      <w:proofErr w:type="spellStart"/>
-      <w:r>
-        <w:rPr>
-          <w:rFonts w:ascii="Calibri" w:hAnsi="Calibri" w:cs="Calibri"/>
-        </w:rPr>
-        <w:t>multimeter</w:t>
-      </w:r>
-      <w:proofErr w:type="spellEnd"/>
-      <w:r>
-        <w:rPr>
-          <w:rFonts w:ascii="Calibri" w:hAnsi="Calibri" w:cs="Calibri"/>
-        </w:rPr>
-        <w:t xml:space="preserve"> to measure voltage, current and resistance in a simple circuit.</w:t>
+        <w:t>Use a multimeter to measure voltage, current and resistance in a simple circuit.</w:t>
       </w:r>
     </w:p>
     <w:p>
@@ -527,23 +513,7 @@
         <w:t>pamphlet but</w:t>
       </w:r>
       <w:r>
-        <w:t xml:space="preserve"> check with your </w:t>
-      </w:r>
-      <w:proofErr w:type="spellStart"/>
-      <w:r>
-        <w:t>counselor</w:t>
-      </w:r>
-      <w:proofErr w:type="spellEnd"/>
-      <w:r>
-        <w:t xml:space="preserve"> first to make sure that the project is suitable. After you are done with the project, show it to your </w:t>
-      </w:r>
-      <w:proofErr w:type="spellStart"/>
-      <w:r>
-        <w:t>counselor</w:t>
-      </w:r>
-      <w:proofErr w:type="spellEnd"/>
-      <w:r>
-        <w:t xml:space="preserve"> and explain how it works.</w:t>
+        <w:t xml:space="preserve"> check with your counselor first to make sure that the project is suitable. After you are done with the project, show it to your counselor and explain how it works.</w:t>
       </w:r>
     </w:p>
     <w:p>
@@ -2063,21 +2033,7 @@
         <w:rPr>
           <w:lang w:eastAsia="en-GB"/>
         </w:rPr>
-        <w:t xml:space="preserve">Current is the orderly movement of electrons through a conductor. Current is measured in amperes, or amps, or the rate at which electrons move past a given point. One ampere is the movement of about 6 billion </w:t>
-      </w:r>
-      <w:proofErr w:type="spellStart"/>
-      <w:r>
-        <w:rPr>
-          <w:lang w:eastAsia="en-GB"/>
-        </w:rPr>
-        <w:t>billion</w:t>
-      </w:r>
-      <w:proofErr w:type="spellEnd"/>
-      <w:r>
-        <w:rPr>
-          <w:lang w:eastAsia="en-GB"/>
-        </w:rPr>
-        <w:t xml:space="preserve"> electrons past that point in one second.</w:t>
+        <w:t>Current is the orderly movement of electrons through a conductor. Current is measured in amperes, or amps, or the rate at which electrons move past a given point. One ampere is the movement of about 6 billion billion electrons past that point in one second.</w:t>
       </w:r>
     </w:p>
     <w:p>
@@ -5538,15 +5494,7 @@
         <w:t xml:space="preserve"> </w:t>
       </w:r>
       <w:r>
-        <w:t xml:space="preserve">inserted into the </w:t>
-      </w:r>
-      <w:proofErr w:type="gramStart"/>
-      <w:r>
-        <w:t>hole</w:t>
-      </w:r>
-      <w:proofErr w:type="gramEnd"/>
-      <w:r>
-        <w:t xml:space="preserve"> and the hole and lead must be soldered</w:t>
+        <w:t>inserted into the hole and the hole and lead must be soldered</w:t>
       </w:r>
       <w:r>
         <w:t xml:space="preserve"> </w:t>
@@ -6782,13 +6730,8 @@
       <w:r>
         <w:t xml:space="preserve"> </w:t>
       </w:r>
-      <w:proofErr w:type="gramStart"/>
-      <w:r>
-        <w:t>transformer</w:t>
-      </w:r>
-      <w:proofErr w:type="gramEnd"/>
-      <w:r>
-        <w:t xml:space="preserve"> and the other coils are referred to as secondary</w:t>
+      <w:r>
+        <w:t>transformer and the other coils are referred to as secondary</w:t>
       </w:r>
       <w:r>
         <w:t xml:space="preserve"> </w:t>
@@ -8286,15 +8229,7 @@
         <w:t xml:space="preserve"> </w:t>
       </w:r>
       <w:r>
-        <w:t>kilohms (</w:t>
-      </w:r>
-      <w:proofErr w:type="spellStart"/>
-      <w:r>
-        <w:t>kΩ</w:t>
-      </w:r>
-      <w:proofErr w:type="spellEnd"/>
-      <w:r>
-        <w:t>).</w:t>
+        <w:t>kilohms (kΩ).</w:t>
       </w:r>
     </w:p>
     <w:p>
@@ -8341,15 +8276,7 @@
         <w:t xml:space="preserve"> </w:t>
       </w:r>
       <w:r>
-        <w:t>ohms, or 24 kilohms (</w:t>
-      </w:r>
-      <w:proofErr w:type="spellStart"/>
-      <w:r>
-        <w:t>kΩ</w:t>
-      </w:r>
-      <w:proofErr w:type="spellEnd"/>
-      <w:r>
-        <w:t>).</w:t>
+        <w:t>ohms, or 24 kilohms (kΩ).</w:t>
       </w:r>
     </w:p>
     <w:p>
@@ -9794,13 +9721,8 @@
       <w:r>
         <w:t xml:space="preserve"> </w:t>
       </w:r>
-      <w:proofErr w:type="spellStart"/>
-      <w:r>
-        <w:t>fulfill</w:t>
-      </w:r>
-      <w:proofErr w:type="spellEnd"/>
-      <w:r>
-        <w:t xml:space="preserve"> requirement 3 before you begin working on your circuit.</w:t>
+      <w:r>
+        <w:t>fulfill requirement 3 before you begin working on your circuit.</w:t>
       </w:r>
       <w:r>
         <w:t xml:space="preserve"> </w:t>
@@ -10320,31 +10242,7 @@
     </w:p>
     <w:p>
       <w:r>
-        <w:t>An important application of electronics is the control of certain</w:t>
-      </w:r>
-      <w:r>
-        <w:t xml:space="preserve"> </w:t>
-      </w:r>
-      <w:r>
-        <w:t>operations with the use of control devices. For example, control</w:t>
-      </w:r>
-      <w:r>
-        <w:t xml:space="preserve"> </w:t>
-      </w:r>
-      <w:r>
-        <w:t>devices can make lights go on at certain times or open doors</w:t>
-      </w:r>
-      <w:r>
-        <w:t xml:space="preserve"> </w:t>
-      </w:r>
-      <w:r>
-        <w:t>automatically. To satisfy requirement 4, you will build a working</w:t>
-      </w:r>
-      <w:r>
-        <w:t xml:space="preserve"> </w:t>
-      </w:r>
-      <w:r>
-        <w:t>electronic circuit. You may choose to build a control device.</w:t>
+        <w:t>An important application of electronics is the control of certain operations with the use of control devices. For example, control devices can make lights go on at certain times or open doors automatically. To satisfy requirement 4, you will build a working electronic circuit. You may choose to build a control device.</w:t>
       </w:r>
     </w:p>
     <w:p>
@@ -10360,147 +10258,28 @@
           <w:rFonts w:eastAsia="Times New Roman"/>
           <w:lang w:eastAsia="en-GB"/>
         </w:rPr>
-        <w:t xml:space="preserve">Building a Control Device </w:t>
-      </w:r>
-      <w:r>
-        <w:rPr>
-          <w:rFonts w:eastAsia="Times New Roman"/>
-          <w:lang w:eastAsia="en-GB"/>
-        </w:rPr>
-        <w:t>from</w:t>
-      </w:r>
-      <w:r>
-        <w:rPr>
-          <w:rFonts w:eastAsia="Times New Roman"/>
-          <w:lang w:eastAsia="en-GB"/>
-        </w:rPr>
-        <w:t xml:space="preserve"> Scratch</w:t>
-      </w:r>
-    </w:p>
-    <w:p>
-      <w:r>
-        <w:t>You can build a control project from a kit, but you may want</w:t>
-      </w:r>
-      <w:r>
-        <w:t xml:space="preserve"> </w:t>
-      </w:r>
-      <w:r>
-        <w:t>to build a project from scratch. The one shown is easy to build</w:t>
-      </w:r>
-      <w:r>
-        <w:t xml:space="preserve"> </w:t>
-      </w:r>
-      <w:r>
-        <w:t>and fun to use. It is a control circuit that uses light to control</w:t>
-      </w:r>
-      <w:r>
-        <w:t xml:space="preserve"> </w:t>
-      </w:r>
-      <w:r>
-        <w:t>an audible alarm. This is a popular type of control circuit. It</w:t>
-      </w:r>
-      <w:r>
-        <w:t xml:space="preserve"> </w:t>
-      </w:r>
-      <w:r>
-        <w:t>could be used to detect when the sun is shining so you</w:t>
-      </w:r>
-      <w:r>
-        <w:t xml:space="preserve"> </w:t>
-      </w:r>
-      <w:r>
-        <w:t>can turn out your lights and save power.</w:t>
-      </w:r>
-    </w:p>
-    <w:p>
-      <w:r>
-        <w:t>The circuit is constructed on the single piece</w:t>
-      </w:r>
-      <w:r>
-        <w:t xml:space="preserve"> </w:t>
-      </w:r>
-      <w:r>
-        <w:t>of 3-by-4-inch perforated board. While the exact</w:t>
-      </w:r>
-      <w:r>
-        <w:t xml:space="preserve"> </w:t>
-      </w:r>
-      <w:r>
-        <w:t>size is not critical, a board that is too big is</w:t>
-      </w:r>
-      <w:r>
-        <w:t xml:space="preserve"> </w:t>
-      </w:r>
-      <w:r>
-        <w:t>better than one that is too small. The holes in</w:t>
-      </w:r>
-      <w:r>
-        <w:t xml:space="preserve"> </w:t>
-      </w:r>
-      <w:r>
-        <w:t xml:space="preserve">the board need to </w:t>
+        <w:t>Building a Control Device from Scratch</w:t>
+      </w:r>
+    </w:p>
+    <w:p>
+      <w:r>
+        <w:t>You can build a control project from a kit, but you may want to build a project from scratch. The one shown is easy to build and fun to use. It is a control circuit that uses light to control an audible alarm. This is a popular type of control circuit. It could be used to detect when the sun is shining so you can turn out your lights and save power.</w:t>
+      </w:r>
+    </w:p>
+    <w:p>
+      <w:r>
+        <w:t xml:space="preserve">The circuit is constructed on the single piece of 3-by-4-inch perforated board. While the exact size is not critical, a board that is too big is better than one that is too small. The holes in the board need to </w:t>
       </w:r>
       <w:r>
         <w:t>be 1/10 inch</w:t>
       </w:r>
       <w:r>
-        <w:t xml:space="preserve"> apart. This is</w:t>
-      </w:r>
-      <w:r>
-        <w:t xml:space="preserve"> </w:t>
-      </w:r>
-      <w:r>
-        <w:t>necessary so that the pins of the op amp will fit.</w:t>
-      </w:r>
-      <w:r>
-        <w:t xml:space="preserve"> </w:t>
-      </w:r>
-    </w:p>
-    <w:p>
-      <w:r>
-        <w:t>Many types of boards are available. The</w:t>
-      </w:r>
-      <w:r>
-        <w:t xml:space="preserve"> </w:t>
-      </w:r>
-      <w:r>
-        <w:t>board used (and shown in the photographs) for this</w:t>
-      </w:r>
-      <w:r>
-        <w:t xml:space="preserve"> </w:t>
-      </w:r>
-      <w:r>
-        <w:t>project has foil patterns designed especially for integrated</w:t>
-      </w:r>
-      <w:r>
-        <w:t xml:space="preserve"> </w:t>
-      </w:r>
-      <w:r>
-        <w:t>circuits, which makes the project easier. To use this type of</w:t>
-      </w:r>
-      <w:r>
-        <w:t xml:space="preserve"> </w:t>
-      </w:r>
-      <w:r>
-        <w:t>board, insert components through the board from the top and</w:t>
-      </w:r>
-      <w:r>
-        <w:t xml:space="preserve"> </w:t>
-      </w:r>
-      <w:r>
-        <w:t>solder to the foil patterns on the bottom of the board. You</w:t>
-      </w:r>
-      <w:r>
-        <w:t xml:space="preserve"> </w:t>
-      </w:r>
-      <w:r>
-        <w:t>make connections from one component to the next by using</w:t>
-      </w:r>
-      <w:r>
-        <w:t xml:space="preserve"> </w:t>
-      </w:r>
-      <w:r>
-        <w:t>short wires called jumpers.</w:t>
+        <w:t xml:space="preserve"> apart. This is necessary so that the pins of the op amp will fit. </w:t>
+      </w:r>
+    </w:p>
+    <w:p>
+      <w:r>
+        <w:t>Many types of boards are available. The board used (and shown in the photographs) for this project has foil patterns designed especially for integrated circuits, which makes the project easier. To use this type of board, insert components through the board from the top and solder to the foil patterns on the bottom of the board. You make connections from one component to the next by using short wires called jumpers.</w:t>
       </w:r>
     </w:p>
     <w:p>
@@ -10990,66 +10769,12 @@
     </w:p>
     <w:p>
       <w:r>
-        <w:t>Identify pin 1 of the 741 Op amp IC as</w:t>
-      </w:r>
-      <w:r>
-        <w:t xml:space="preserve"> </w:t>
-      </w:r>
-      <w:r>
-        <w:t>illustrated on the top of the next page.</w:t>
-      </w:r>
-      <w:r>
-        <w:t xml:space="preserve"> </w:t>
-      </w:r>
-      <w:r>
-        <w:t>Mark pin 1 on the board with a pencil</w:t>
-      </w:r>
-      <w:r>
-        <w:t xml:space="preserve"> </w:t>
-      </w:r>
-      <w:r>
-        <w:t>so that it is easier to identify each of the</w:t>
-      </w:r>
-      <w:r>
-        <w:t xml:space="preserve"> </w:t>
-      </w:r>
-      <w:r>
-        <w:t>pins as you solder components to them.</w:t>
-      </w:r>
-    </w:p>
-    <w:p>
-      <w:r>
-        <w:t>Step 5—Mount the LDR. Insert the</w:t>
-      </w:r>
-      <w:r>
-        <w:t xml:space="preserve"> </w:t>
-      </w:r>
-      <w:r>
-        <w:t>leads of the light-dependent resistor into</w:t>
-      </w:r>
-      <w:r>
-        <w:t xml:space="preserve"> </w:t>
-      </w:r>
-      <w:r>
-        <w:t>the board at the location shown and</w:t>
-      </w:r>
-      <w:r>
-        <w:t xml:space="preserve"> </w:t>
-      </w:r>
-      <w:r>
-        <w:t>solder the leads to the foil. Don’t worry</w:t>
-      </w:r>
-      <w:r>
-        <w:t xml:space="preserve"> </w:t>
-      </w:r>
-      <w:r>
-        <w:t>about which lead is which. The LDR</w:t>
-      </w:r>
-      <w:r>
-        <w:t xml:space="preserve"> </w:t>
-      </w:r>
-      <w:r>
-        <w:t>can be turned either way.</w:t>
+        <w:t>Identify pin 1 of the 741 Op amp IC as illustrated on the top of the next page. Mark pin 1 on the board with a pencil so that it is easier to identify each of the pins as you solder components to them.</w:t>
+      </w:r>
+    </w:p>
+    <w:p>
+      <w:r>
+        <w:t>Step 5—Mount the LDR. Insert the leads of the light-dependent resistor into the board at the location shown and solder the leads to the foil. Don’t worry about which lead is which. The LDR can be turned either way.</w:t>
       </w:r>
     </w:p>
     <w:p>
@@ -11081,37 +10806,7 @@
         <w:t>4</w:t>
       </w:r>
       <w:r>
-        <w:t>. Insert the</w:t>
-      </w:r>
-      <w:r>
-        <w:t xml:space="preserve"> </w:t>
-      </w:r>
-      <w:r>
-        <w:t>leads of the resistors at the locations shown.</w:t>
-      </w:r>
-      <w:r>
-        <w:t xml:space="preserve"> </w:t>
-      </w:r>
-      <w:r>
-        <w:t>Bend the leads over so that you can insert</w:t>
-      </w:r>
-      <w:r>
-        <w:t xml:space="preserve"> </w:t>
-      </w:r>
-      <w:r>
-        <w:t>them through the board and solder them to the</w:t>
-      </w:r>
-      <w:r>
-        <w:t xml:space="preserve"> </w:t>
-      </w:r>
-      <w:r>
-        <w:t>bottom side. Don’t worry about which lead is</w:t>
-      </w:r>
-      <w:r>
-        <w:t xml:space="preserve"> </w:t>
-      </w:r>
-      <w:r>
-        <w:t>which. The resistors can be turned either way.</w:t>
+        <w:t>. Insert the leads of the resistors at the locations shown. Bend the leads over so that you can insert them through the board and solder them to the bottom side. Don’t worry about which lead is which. The resistors can be turned either way.</w:t>
       </w:r>
     </w:p>
     <w:p>
@@ -11130,83 +10825,17 @@
         <w:t>1</w:t>
       </w:r>
       <w:r>
-        <w:t>) into the board, carefully observing the emitter,</w:t>
-      </w:r>
-      <w:r>
-        <w:t xml:space="preserve"> </w:t>
-      </w:r>
-      <w:r>
-        <w:t>base, and collector connections. The drawing illustrating</w:t>
-      </w:r>
-      <w:r>
-        <w:t xml:space="preserve"> </w:t>
-      </w:r>
-      <w:r>
-        <w:t>the 2N3053 transistor seen at</w:t>
-      </w:r>
-      <w:r>
-        <w:t xml:space="preserve"> </w:t>
-      </w:r>
-      <w:r>
-        <w:t>the bottom of the page show</w:t>
-      </w:r>
-      <w:r>
-        <w:t xml:space="preserve">s </w:t>
-      </w:r>
-      <w:r>
-        <w:t>how to identify the three</w:t>
-      </w:r>
-      <w:r>
-        <w:t xml:space="preserve"> </w:t>
-      </w:r>
-      <w:r>
-        <w:t>elements.</w:t>
-      </w:r>
-    </w:p>
-    <w:p>
-      <w:r>
-        <w:t>Step 8—Mount the buzzer.</w:t>
-      </w:r>
-      <w:r>
-        <w:t xml:space="preserve"> </w:t>
-      </w:r>
-      <w:r>
-        <w:t>Insert the buzzer (PB) through</w:t>
-      </w:r>
-      <w:r>
-        <w:t xml:space="preserve"> </w:t>
-      </w:r>
-      <w:r>
-        <w:t>the board. Note that the minus</w:t>
-      </w:r>
-      <w:r>
-        <w:t xml:space="preserve"> </w:t>
-      </w:r>
-      <w:r>
-        <w:t>(–) and plus (+) sides must</w:t>
-      </w:r>
-      <w:r>
-        <w:t xml:space="preserve"> </w:t>
-      </w:r>
-      <w:r>
-        <w:t>be connected as shown in</w:t>
-      </w:r>
-      <w:r>
-        <w:t xml:space="preserve"> </w:t>
-      </w:r>
-      <w:r>
-        <w:t>the schematic.</w:t>
-      </w:r>
-    </w:p>
-    <w:p>
-      <w:r>
-        <w:t>Step 9—Mount the switch. First remove the retaining</w:t>
-      </w:r>
-      <w:r>
-        <w:t xml:space="preserve"> </w:t>
-      </w:r>
-      <w:r>
-        <w:t>nut. Mount the switch by pushing it through from the</w:t>
+        <w:t>) into the board, carefully observing the emitter, base, and collector connections. The drawing illustrating the 2N3053 transistor seen at the bottom of the page shows how to identify the three elements.</w:t>
+      </w:r>
+    </w:p>
+    <w:p>
+      <w:r>
+        <w:t>Step 8—Mount the buzzer. Insert the buzzer (PB) through the board. Note that the minus (–) and plus (+) sides must be connected as shown in the schematic.</w:t>
+      </w:r>
+    </w:p>
+    <w:p>
+      <w:r>
+        <w:t>Step 9—Mount the switch. First remove the retaining nut. Mount the switch by pushing it through from the</w:t>
       </w:r>
       <w:r>
         <w:t xml:space="preserve"> </w:t>
@@ -11254,15 +10883,7 @@
         <w:t xml:space="preserve"> </w:t>
       </w:r>
       <w:r>
-        <w:t xml:space="preserve">prepared wire and one of the </w:t>
-      </w:r>
-      <w:proofErr w:type="gramStart"/>
-      <w:r>
-        <w:t>side</w:t>
-      </w:r>
-      <w:proofErr w:type="gramEnd"/>
-      <w:r>
-        <w:t xml:space="preserve"> of the switch posts</w:t>
+        <w:t>prepared wire and one of the side of the switch posts</w:t>
       </w:r>
       <w:r>
         <w:t xml:space="preserve"> </w:t>
@@ -12320,31 +11941,7 @@
     </w:p>
     <w:p>
       <w:r>
-        <w:t>Possibly the best example of this revolution is the personal</w:t>
-      </w:r>
-      <w:r>
-        <w:t xml:space="preserve"> </w:t>
-      </w:r>
-      <w:r>
-        <w:t>computer and related products. Other examples are digital</w:t>
-      </w:r>
-      <w:r>
-        <w:t xml:space="preserve"> </w:t>
-      </w:r>
-      <w:r>
-        <w:t>watches, digital thermometers, hand-held computers and games,</w:t>
-      </w:r>
-      <w:r>
-        <w:t xml:space="preserve"> </w:t>
-      </w:r>
-      <w:r>
-        <w:t>complex calculators, electronic games, televisions, and digitally</w:t>
-      </w:r>
-      <w:r>
-        <w:t xml:space="preserve"> </w:t>
-      </w:r>
-      <w:r>
-        <w:t>recorded music and videos.</w:t>
+        <w:t>Possibly the best example of this revolution is the personal computer and related products. Other examples are digital watches, digital thermometers, hand-held computers and games, complex calculators, electronic games, televisions, and digitally recorded music and videos.</w:t>
       </w:r>
     </w:p>
     <w:p>
@@ -12452,19 +12049,7 @@
         <w:rPr>
           <w:lang w:eastAsia="en-GB"/>
         </w:rPr>
-        <w:t xml:space="preserve">decisions: true or false. </w:t>
-      </w:r>
-      <w:r>
-        <w:rPr>
-          <w:lang w:eastAsia="en-GB"/>
-        </w:rPr>
-        <w:t>So,</w:t>
-      </w:r>
-      <w:r>
-        <w:rPr>
-          <w:lang w:eastAsia="en-GB"/>
-        </w:rPr>
-        <w:t xml:space="preserve"> the binary number system has</w:t>
+        <w:t>decisions: true or false. So, the binary number system has</w:t>
       </w:r>
       <w:r>
         <w:rPr>
@@ -12957,22 +12542,8 @@
           <w14:ligatures w14:val="none"/>
         </w:rPr>
         <w:lastRenderedPageBreak/>
-        <w:t xml:space="preserve">Charly </w:t>
-      </w:r>
-      <w:proofErr w:type="spellStart"/>
-      <w:r>
-        <w:rPr>
-          <w:rFonts w:ascii="Helvetica" w:eastAsia="Times New Roman" w:hAnsi="Helvetica" w:cs="Times New Roman"/>
-          <w:color w:val="000000"/>
-          <w:kern w:val="0"/>
-          <w:sz w:val="14"/>
-          <w:szCs w:val="14"/>
-          <w:lang w:eastAsia="en-GB"/>
-          <w14:ligatures w14:val="none"/>
-        </w:rPr>
-        <w:t>Plexing</w:t>
-      </w:r>
-      <w:proofErr w:type="spellEnd"/>
+        <w:t>Charly Plexing</w:t>
+      </w:r>
     </w:p>
     <w:p>
       <w:pPr>
@@ -13099,21 +12670,7 @@
         <w:rPr>
           <w:lang w:eastAsia="en-GB"/>
         </w:rPr>
-        <w:t xml:space="preserve">This is derived from the Scouts Queensland </w:t>
-      </w:r>
-      <w:proofErr w:type="spellStart"/>
-      <w:r>
-        <w:rPr>
-          <w:lang w:eastAsia="en-GB"/>
-        </w:rPr>
-        <w:t>eWoggle</w:t>
-      </w:r>
-      <w:proofErr w:type="spellEnd"/>
-      <w:r>
-        <w:rPr>
-          <w:lang w:eastAsia="en-GB"/>
-        </w:rPr>
-        <w:t>, and follows the design principles laid out in the document “</w:t>
+        <w:t>This is derived from the Scouts Queensland eWoggle, and follows the design principles laid out in the document “</w:t>
       </w:r>
       <w:r>
         <w:rPr>
@@ -13139,35 +12696,7 @@
         <w:rPr>
           <w:lang w:eastAsia="en-GB"/>
         </w:rPr>
-        <w:t xml:space="preserve">), I have also combined the functionality of the </w:t>
-      </w:r>
-      <w:proofErr w:type="spellStart"/>
-      <w:r>
-        <w:rPr>
-          <w:lang w:eastAsia="en-GB"/>
-        </w:rPr>
-        <w:t>eWoggle</w:t>
-      </w:r>
-      <w:proofErr w:type="spellEnd"/>
-      <w:r>
-        <w:rPr>
-          <w:lang w:eastAsia="en-GB"/>
-        </w:rPr>
-        <w:t xml:space="preserve"> with the </w:t>
-      </w:r>
-      <w:proofErr w:type="spellStart"/>
-      <w:r>
-        <w:rPr>
-          <w:lang w:eastAsia="en-GB"/>
-        </w:rPr>
-        <w:t>Franzininho</w:t>
-      </w:r>
-      <w:proofErr w:type="spellEnd"/>
-      <w:r>
-        <w:rPr>
-          <w:lang w:eastAsia="en-GB"/>
-        </w:rPr>
-        <w:t xml:space="preserve"> DIY (</w:t>
+        <w:t>), I have also combined the functionality of the eWoggle with the Franzininho DIY (</w:t>
       </w:r>
       <w:hyperlink r:id="rId17" w:history="1">
         <w:r>
@@ -13229,50 +12758,20 @@
           <w:lang w:eastAsia="en-GB"/>
         </w:rPr>
         <w:lastRenderedPageBreak/>
-        <w:t xml:space="preserve">Woggle </w:t>
-      </w:r>
-      <w:proofErr w:type="spellStart"/>
-      <w:r>
-        <w:rPr>
-          <w:rFonts w:eastAsia="Times New Roman"/>
-          <w:lang w:eastAsia="en-GB"/>
-        </w:rPr>
-        <w:t>KiCad</w:t>
-      </w:r>
-      <w:proofErr w:type="spellEnd"/>
-      <w:r>
-        <w:rPr>
-          <w:rFonts w:eastAsia="Times New Roman"/>
-          <w:lang w:eastAsia="en-GB"/>
-        </w:rPr>
-        <w:t xml:space="preserve"> files</w:t>
-      </w:r>
-    </w:p>
-    <w:p>
-      <w:pPr>
-        <w:rPr>
-          <w:lang w:eastAsia="en-GB"/>
-        </w:rPr>
-      </w:pPr>
-      <w:r>
-        <w:rPr>
-          <w:lang w:eastAsia="en-GB"/>
-        </w:rPr>
-        <w:t xml:space="preserve">The woggle was designed in </w:t>
-      </w:r>
-      <w:proofErr w:type="spellStart"/>
-      <w:r>
-        <w:rPr>
-          <w:lang w:eastAsia="en-GB"/>
-        </w:rPr>
-        <w:t>KiCad</w:t>
-      </w:r>
-      <w:proofErr w:type="spellEnd"/>
-      <w:r>
-        <w:rPr>
-          <w:lang w:eastAsia="en-GB"/>
-        </w:rPr>
-        <w:t xml:space="preserve">, </w:t>
+        <w:t>Woggle KiCad files</w:t>
+      </w:r>
+    </w:p>
+    <w:p>
+      <w:pPr>
+        <w:rPr>
+          <w:lang w:eastAsia="en-GB"/>
+        </w:rPr>
+      </w:pPr>
+      <w:r>
+        <w:rPr>
+          <w:lang w:eastAsia="en-GB"/>
+        </w:rPr>
+        <w:t xml:space="preserve">The woggle was designed in KiCad, </w:t>
       </w:r>
     </w:p>
     <w:sectPr>
@@ -14891,6 +14390,7 @@
   <w:style w:type="character" w:default="1" w:styleId="DefaultParagraphFont">
     <w:name w:val="Default Paragraph Font"/>
     <w:uiPriority w:val="1"/>
+    <w:semiHidden/>
     <w:unhideWhenUsed/>
   </w:style>
   <w:style w:type="table" w:default="1" w:styleId="TableNormal">
